--- a/documents/supplier_comms/SUPP-2025-FreshDirect_Performance_Review.docx
+++ b/documents/supplier_comms/SUPP-2025-FreshDirect_Performance_Review.docx
@@ -1669,7 +1669,7 @@
               <w:bottom w:val="none"/>
               <w:right w:val="none"/>
             </w:tcBorders>
-            <w:shd w:color="DC2626" w:val="solid"/>
+            <w:shd w:color="1B2A4A" w:val="solid"/>
           </w:tcPr>
           <w:p>
             <w:pPr>
@@ -1907,7 +1907,7 @@
               <w:bottom w:val="none"/>
               <w:right w:val="none"/>
             </w:tcBorders>
-            <w:shd w:color="DC2626" w:val="solid"/>
+            <w:shd w:color="1B2A4A" w:val="solid"/>
           </w:tcPr>
           <w:p>
             <w:pPr>
